--- a/klagomål/A 34948-2022 FSC-klagomål.docx
+++ b/klagomål/A 34948-2022 FSC-klagomål.docx
@@ -836,7 +836,7 @@
     <w:r>
       <w:tab/>
       <w:tab/>
-      <w:t>2026-09-14</w:t>
+      <w:t>2026-09-15</w:t>
       <w:br/>
       <w:br/>
     </w:r>

--- a/klagomål/A 34948-2022 FSC-klagomål.docx
+++ b/klagomål/A 34948-2022 FSC-klagomål.docx
@@ -836,7 +836,7 @@
     <w:r>
       <w:tab/>
       <w:tab/>
-      <w:t>2026-09-15</w:t>
+      <w:t>2026-09-16</w:t>
       <w:br/>
       <w:br/>
     </w:r>

--- a/klagomål/A 34948-2022 FSC-klagomål.docx
+++ b/klagomål/A 34948-2022 FSC-klagomål.docx
@@ -836,7 +836,7 @@
     <w:r>
       <w:tab/>
       <w:tab/>
-      <w:t>2026-09-16</w:t>
+      <w:t>2026-09-17</w:t>
       <w:br/>
       <w:br/>
     </w:r>

--- a/klagomål/A 34948-2022 FSC-klagomål.docx
+++ b/klagomål/A 34948-2022 FSC-klagomål.docx
@@ -836,7 +836,7 @@
     <w:r>
       <w:tab/>
       <w:tab/>
-      <w:t>2026-09-17</w:t>
+      <w:t>2026-09-18</w:t>
       <w:br/>
       <w:br/>
     </w:r>

--- a/klagomål/A 34948-2022 FSC-klagomål.docx
+++ b/klagomål/A 34948-2022 FSC-klagomål.docx
@@ -836,7 +836,7 @@
     <w:r>
       <w:tab/>
       <w:tab/>
-      <w:t>2026-09-18</w:t>
+      <w:t>2026-09-19</w:t>
       <w:br/>
       <w:br/>
     </w:r>

--- a/klagomål/A 34948-2022 FSC-klagomål.docx
+++ b/klagomål/A 34948-2022 FSC-klagomål.docx
@@ -836,7 +836,7 @@
     <w:r>
       <w:tab/>
       <w:tab/>
-      <w:t>2026-09-19</w:t>
+      <w:t>2026-09-21</w:t>
       <w:br/>
       <w:br/>
     </w:r>

--- a/klagomål/A 34948-2022 FSC-klagomål.docx
+++ b/klagomål/A 34948-2022 FSC-klagomål.docx
@@ -836,7 +836,7 @@
     <w:r>
       <w:tab/>
       <w:tab/>
-      <w:t>2026-09-21</w:t>
+      <w:t>2026-09-23</w:t>
       <w:br/>
       <w:br/>
     </w:r>

--- a/klagomål/A 34948-2022 FSC-klagomål.docx
+++ b/klagomål/A 34948-2022 FSC-klagomål.docx
@@ -836,7 +836,7 @@
     <w:r>
       <w:tab/>
       <w:tab/>
-      <w:t>2026-09-23</w:t>
+      <w:t>2026-09-24</w:t>
       <w:br/>
       <w:br/>
     </w:r>

--- a/klagomål/A 34948-2022 FSC-klagomål.docx
+++ b/klagomål/A 34948-2022 FSC-klagomål.docx
@@ -836,7 +836,7 @@
     <w:r>
       <w:tab/>
       <w:tab/>
-      <w:t>2026-09-24</w:t>
+      <w:t>2026-09-25</w:t>
       <w:br/>
       <w:br/>
     </w:r>

--- a/klagomål/A 34948-2022 FSC-klagomål.docx
+++ b/klagomål/A 34948-2022 FSC-klagomål.docx
@@ -836,7 +836,7 @@
     <w:r>
       <w:tab/>
       <w:tab/>
-      <w:t>2026-09-25</w:t>
+      <w:t>2026-09-26</w:t>
       <w:br/>
       <w:br/>
     </w:r>

--- a/klagomål/A 34948-2022 FSC-klagomål.docx
+++ b/klagomål/A 34948-2022 FSC-klagomål.docx
@@ -836,7 +836,7 @@
     <w:r>
       <w:tab/>
       <w:tab/>
-      <w:t>2026-09-26</w:t>
+      <w:t>2026-09-27</w:t>
       <w:br/>
       <w:br/>
     </w:r>

--- a/klagomål/A 34948-2022 FSC-klagomål.docx
+++ b/klagomål/A 34948-2022 FSC-klagomål.docx
@@ -836,7 +836,7 @@
     <w:r>
       <w:tab/>
       <w:tab/>
-      <w:t>2026-09-27</w:t>
+      <w:t>2026-09-28</w:t>
       <w:br/>
       <w:br/>
     </w:r>

--- a/klagomål/A 34948-2022 FSC-klagomål.docx
+++ b/klagomål/A 34948-2022 FSC-klagomål.docx
@@ -836,7 +836,7 @@
     <w:r>
       <w:tab/>
       <w:tab/>
-      <w:t>2026-09-28</w:t>
+      <w:t>2026-09-29</w:t>
       <w:br/>
       <w:br/>
     </w:r>

--- a/klagomål/A 34948-2022 FSC-klagomål.docx
+++ b/klagomål/A 34948-2022 FSC-klagomål.docx
@@ -836,7 +836,7 @@
     <w:r>
       <w:tab/>
       <w:tab/>
-      <w:t>2026-09-29</w:t>
+      <w:t>2026-09-30</w:t>
       <w:br/>
       <w:br/>
     </w:r>

--- a/klagomål/A 34948-2022 FSC-klagomål.docx
+++ b/klagomål/A 34948-2022 FSC-klagomål.docx
@@ -836,7 +836,7 @@
     <w:r>
       <w:tab/>
       <w:tab/>
-      <w:t>2026-09-30</w:t>
+      <w:t>2026-10-01</w:t>
       <w:br/>
       <w:br/>
     </w:r>

--- a/klagomål/A 34948-2022 FSC-klagomål.docx
+++ b/klagomål/A 34948-2022 FSC-klagomål.docx
@@ -836,7 +836,7 @@
     <w:r>
       <w:tab/>
       <w:tab/>
-      <w:t>2026-10-01</w:t>
+      <w:t>2026-10-02</w:t>
       <w:br/>
       <w:br/>
     </w:r>

--- a/klagomål/A 34948-2022 FSC-klagomål.docx
+++ b/klagomål/A 34948-2022 FSC-klagomål.docx
@@ -836,7 +836,7 @@
     <w:r>
       <w:tab/>
       <w:tab/>
-      <w:t>2026-10-02</w:t>
+      <w:t>2026-10-03</w:t>
       <w:br/>
       <w:br/>
     </w:r>

--- a/klagomål/A 34948-2022 FSC-klagomål.docx
+++ b/klagomål/A 34948-2022 FSC-klagomål.docx
@@ -836,7 +836,7 @@
     <w:r>
       <w:tab/>
       <w:tab/>
-      <w:t>2026-10-03</w:t>
+      <w:t>2026-10-04</w:t>
       <w:br/>
       <w:br/>
     </w:r>

--- a/klagomål/A 34948-2022 FSC-klagomål.docx
+++ b/klagomål/A 34948-2022 FSC-klagomål.docx
@@ -836,7 +836,7 @@
     <w:r>
       <w:tab/>
       <w:tab/>
-      <w:t>2026-10-04</w:t>
+      <w:t>2026-10-05</w:t>
       <w:br/>
       <w:br/>
     </w:r>

--- a/klagomål/A 34948-2022 FSC-klagomål.docx
+++ b/klagomål/A 34948-2022 FSC-klagomål.docx
@@ -836,7 +836,7 @@
     <w:r>
       <w:tab/>
       <w:tab/>
-      <w:t>2026-10-05</w:t>
+      <w:t>2026-10-06</w:t>
       <w:br/>
       <w:br/>
     </w:r>

--- a/klagomål/A 34948-2022 FSC-klagomål.docx
+++ b/klagomål/A 34948-2022 FSC-klagomål.docx
@@ -836,7 +836,7 @@
     <w:r>
       <w:tab/>
       <w:tab/>
-      <w:t>2026-10-06</w:t>
+      <w:t>2026-10-07</w:t>
       <w:br/>
       <w:br/>
     </w:r>

--- a/klagomål/A 34948-2022 FSC-klagomål.docx
+++ b/klagomål/A 34948-2022 FSC-klagomål.docx
@@ -221,7 +221,7 @@
     </w:p>
     <w:p>
       <w:r>
-        <w:t>I och inom 21 meter från avverkningsanmälan finns fynd av 13 naturvårdsarter, varav 8 är rödlistade, 3 är fridlysta, 3 är typiska (T) och 4 är signalarter (S): blåfotad fagerspindling (VU), brödmusseron (VU), gulsträngad fagerspindling (VU), skillerticka (VU), svartgrön spindling (VU), bittermusseron (NT), juvelspindling (NT), persiljespindling (NT), fransig jordstjärna (S), murgröna (S, T), purpurknipprot (S, §8), skogsknipprot (S, T, §8) och blåsippa (T, §9). Se Figur 1.</w:t>
+        <w:t>I och inom 21 meter från avverkningsanmälan finns fynd av 18 naturvårdsarter, varav 13 är rödlistade, 3 är fridlysta, 3 är typiska (T) och 4 är signalarter (S): tallkejsarspindling (EN), blåfotad fagerspindling (VU), brödmusseron (VU), fågelträcksspindling (VU), gulsträngad fagerspindling (VU), silverfotsspindling (VU), skillerticka (VU), svartgrön spindling (VU), barrfagerspindling (NT), bittermusseron (NT), fjällig taggsvamp s.str. (NT), juvelspindling (NT), persiljespindling (NT), fransig jordstjärna (S), murgröna (S, T), purpurknipprot (S, §8), skogsknipprot (S, T, §8) och blåsippa (T, §9). Se Figur 1.</w:t>
       </w:r>
     </w:p>
     <w:p>
@@ -245,6 +245,17 @@
     <w:p>
       <w:r>
         <w:t>Nedan följer beskrivningar av de naturvårdsarter och fridlysta arter som har sina livsmiljöer och växtplatser i den avverkningsanmälda skogen. De påträffade naturvårdsarterna är ett tydligt kvitto på att det rör sig om en skog med höga naturvärden.</w:t>
+      </w:r>
+    </w:p>
+    <w:p>
+      <w:r>
+        <w:rPr>
+          <w:b/>
+        </w:rPr>
+        <w:t>Tallkejsarspindling (EN)</w:t>
+      </w:r>
+      <w:r>
+        <w:t xml:space="preserve"> är en starkt hotad art som bildar mykorrhiza med tall, sällsynt möjligen även med gran, i kalkbarrskog. Arten är mycket sällsynt i Norden och bara känd från enstaka platser på Gotland, norra Öland samt någon enstaka kustnära lokal i nordöstra Uppland. Den är placerad högst upp i Skogsstyrelsens värdepyramid för bedömning av skog med höga naturvärden och hotas av skogsbruk med slutavverkningar eller andra avverkningar. Samtliga lokaler och växtplatser bör få ett formellt skydd (SLU Artdatabanken, 2026; Nitare &amp; Skogsstyrelsen, 2019).</w:t>
       </w:r>
     </w:p>
     <w:p>
@@ -283,10 +294,32 @@
         <w:rPr>
           <w:b/>
         </w:rPr>
+        <w:t xml:space="preserve">Fågelträcksspindling (VU) </w:t>
+      </w:r>
+      <w:r>
+        <w:t>bildar mykorrhiza med tall och/eller gran i luckig och ljusöppen talldominerad kalkbarrskog. Huvudsakliga andelen av landets population finns på Gotland och i Uppland. Den totala populationen i landet bedöms ha minskat och förväntas fortsätta minska på grund av slutavverkning av äldre kalkbarrskog och kontinuitetsskog. Minskningstakten uppgår till 30 (15–50) % inom 50 år och överstiger gränsvärdet för Sårbar (VU) (SLU Artdatabanken, 2026).</w:t>
+      </w:r>
+    </w:p>
+    <w:p>
+      <w:r>
+        <w:rPr>
+          <w:b/>
+        </w:rPr>
         <w:t>Gulsträngad fagerspindling (VU)</w:t>
       </w:r>
       <w:r>
         <w:t>, som bildar mykorrhiza med tall och gran i luckig kalkbarrskog, har sin huvudsakliga utbredning på Gotland samt enstaka fynd på norra Öland. Arten är placerad högst upp i Skogsstyrelsens värdepyramid för bedömning av skog med höga naturvärden och hotas av slutavverkningar av äldre kontinuitetsbarrskog. Lokaler med arten måste skyddas från avverkning och kalkbrytning. Gulsträngad fagerspindling är globalt rödlistad som sårbar (VU) vilket innebär att Sverige har ett internationellt ansvar för arten (SLU Artdatabanken, 2024; Nitare &amp; Skogsstyrelsen, 2019; IUCN, 2019).</w:t>
+      </w:r>
+    </w:p>
+    <w:p>
+      <w:r>
+        <w:rPr>
+          <w:b/>
+        </w:rPr>
+        <w:t xml:space="preserve">Silverfotsspindling (VU) </w:t>
+      </w:r>
+      <w:r>
+        <w:t>bildar mykorrhiza med ek, bok och hassel och växer i hässlen och i lövängar på kalkrik mark. Genom sin begränsade populationsstorlek är den mycket sårbar och det främsta hotet mot arten är avverkning av de värdträd som den är helt beroende av. En långsiktig tillgång till värdträd säkras genom att växtplatserna undantas från avverkning (SLU Artdatabanken, 2024).</w:t>
       </w:r>
     </w:p>
     <w:p>
@@ -325,10 +358,32 @@
         <w:rPr>
           <w:b/>
         </w:rPr>
+        <w:t>Barrfagerspindling (NT)</w:t>
+      </w:r>
+      <w:r>
+        <w:t xml:space="preserve"> bildar mykorrhiza med gran, möjligen också med tall, i äldre kalkbarrskog. Den totala populationen i landet har minskat och bedöms fortsätta minska till följd av avverkning av äldre kalkbarrskog. Arten har begränsad förmåga att återetablera sig efter slutavverkning eller andra storskaliga skogsbruksåtgärder, och det finns inga indikationer på att den långsiktigt kan etablera eller reproducera sig i bestånd som brukas med trakthyggesmetoder, markberedning, gödsling eller förädlat plantmaterial. Minskningstakten för den svenska populationen bedöms vara nära gränsvärdet för Sårbar (VU) (SLU Artdatabanken, 2026).</w:t>
+      </w:r>
+    </w:p>
+    <w:p>
+      <w:r>
+        <w:rPr>
+          <w:b/>
+        </w:rPr>
         <w:t>Bittermusseron (NT)</w:t>
       </w:r>
       <w:r>
         <w:t xml:space="preserve"> är en kalkgynnad och värmeälskande förnasvamp som påträffas i äldre kalkbarrskogar, gärna på relativt torr mark. Virkesrika, äldre barrskogar med hög bonitet, på bättre jordar är en bristvara i befintliga, skyddade områden i Sverige. Därför måste fler örtrika barrskogar, särskilt de med trädkontinuitet, skyddas i större utsträckning än vad som tidigare gjorts. Uttag av skog ska helst göras genom plockhuggning, blädning eller andra alternativa, skonsamma avverkningsformer (SLU Artdatabanken, 2024; Nitare &amp; Skogsstyrelsen, 2019).</w:t>
+      </w:r>
+    </w:p>
+    <w:p>
+      <w:r>
+        <w:rPr>
+          <w:b/>
+        </w:rPr>
+        <w:t>Fjällig taggsvamp s.str. (NT)</w:t>
+      </w:r>
+      <w:r>
+        <w:t xml:space="preserve"> bildar mykorrhiza med gran i granskog och barrblandskog, främst på frisk näringsrik mark i äldre skog med lång trädkontinuitet. Den totala populationen i landet har minskat och bedöms fortsätta minska till följd av avverkning av äldre barrskogar. Minskningstakten för den svenska populationen bedöms vara nära gränsvärdet för sårbar (VU) (SLU Artdatabanken, 2026).</w:t>
       </w:r>
     </w:p>
     <w:p>
@@ -521,7 +576,7 @@
         <w:rPr>
           <w:i/>
         </w:rPr>
-        <w:t>I det avverkningsanmälda skogsområdet har 13 naturvårdsarter varav 8 rödlistade arter sina livsmiljöer och växtplatser.</w:t>
+        <w:t>I det avverkningsanmälda skogsområdet har 18 naturvårdsarter varav 13 rödlistade arter sina livsmiljöer och växtplatser.</w:t>
       </w:r>
     </w:p>
     <w:p>
@@ -836,7 +891,7 @@
     <w:r>
       <w:tab/>
       <w:tab/>
-      <w:t>2026-10-07</w:t>
+      <w:t>2026-10-08</w:t>
       <w:br/>
       <w:br/>
     </w:r>

--- a/klagomål/A 34948-2022 FSC-klagomål.docx
+++ b/klagomål/A 34948-2022 FSC-klagomål.docx
@@ -221,7 +221,7 @@
     </w:p>
     <w:p>
       <w:r>
-        <w:t>I och inom 21 meter från avverkningsanmälan finns fynd av 18 naturvårdsarter, varav 13 är rödlistade, 3 är fridlysta, 3 är typiska (T) och 4 är signalarter (S): tallkejsarspindling (EN), blåfotad fagerspindling (VU), brödmusseron (VU), fågelträcksspindling (VU), gulsträngad fagerspindling (VU), silverfotsspindling (VU), skillerticka (VU), svartgrön spindling (VU), barrfagerspindling (NT), bittermusseron (NT), fjällig taggsvamp s.str. (NT), juvelspindling (NT), persiljespindling (NT), fransig jordstjärna (S), murgröna (S, T), purpurknipprot (S, §8), skogsknipprot (S, T, §8) och blåsippa (T, §9). Se Figur 1.</w:t>
+        <w:t>I och inom 21 meter från avverkningsanmälan finns fynd av 19 naturvårdsarter, varav 14 är rödlistade, 3 är fridlysta, 3 är typiska (T) och 4 är signalarter (S): tallkejsarspindling (EN), blåfotad fagerspindling (VU), brödmusseron (VU), fågelträcksspindling (VU), gulsträngad fagerspindling (VU), silverfotsspindling (VU), skillerticka (VU), svartgrön spindling (VU), trollspindling (VU), barrfagerspindling (NT), bittermusseron (NT), fjällig taggsvamp s.str. (NT), juvelspindling (NT), persiljespindling (NT), fransig jordstjärna (S), murgröna (S, T), purpurknipprot (S, §8), skogsknipprot (S, T, §8) och blåsippa (T, §9). Se Figur 1.</w:t>
       </w:r>
     </w:p>
     <w:p>
@@ -351,6 +351,17 @@
       </w:r>
       <w:r>
         <w:t>, som bildar mykorrhiza med gran och tall i ängsgranskog och barrblandskog på kalkrik mark, har i Sverige sin huvudsakliga utbredning på Gotland. Arten är placerad högst upp i Skogsstyrelsens värdepyramid för bedömning av skog med höga naturvärden och den missgynnas av intensivt skogsbruk och kalavverkningar. Svartgrön spindling är globalt rödlistad som nära hotad (NT) vilket innebär att Sverige har ett internationellt ansvar för arten (SLU Artdatabanken, 2024; Nitare &amp; Skogsstyrelsen, 2019; IUCN, 2019).</w:t>
+      </w:r>
+    </w:p>
+    <w:p>
+      <w:r>
+        <w:rPr>
+          <w:b/>
+        </w:rPr>
+        <w:t>Trollspindling (VU)</w:t>
+      </w:r>
+      <w:r>
+        <w:t xml:space="preserve"> är en ytterst sällsynt ädelspindling som bildar mykorrhiza med tall och gran i ljusöppen och luckig kalkbarrskog. Främsta hotet är rationellt skogsbruk med slutavverkning eller andra avverkningar. Skydda kända lokaler formellt och om svampen påträffas på nya lokaler bör även dessa skyddas (SLU Artdatabanken, 2026).</w:t>
       </w:r>
     </w:p>
     <w:p>
@@ -576,7 +587,7 @@
         <w:rPr>
           <w:i/>
         </w:rPr>
-        <w:t>I det avverkningsanmälda skogsområdet har 18 naturvårdsarter varav 13 rödlistade arter sina livsmiljöer och växtplatser.</w:t>
+        <w:t>I det avverkningsanmälda skogsområdet har 19 naturvårdsarter varav 14 rödlistade arter sina livsmiljöer och växtplatser.</w:t>
       </w:r>
     </w:p>
     <w:p>
@@ -891,7 +902,7 @@
     <w:r>
       <w:tab/>
       <w:tab/>
-      <w:t>2026-10-08</w:t>
+      <w:t>2026-10-09</w:t>
       <w:br/>
       <w:br/>
     </w:r>

--- a/klagomål/A 34948-2022 FSC-klagomål.docx
+++ b/klagomål/A 34948-2022 FSC-klagomål.docx
@@ -902,7 +902,7 @@
     <w:r>
       <w:tab/>
       <w:tab/>
-      <w:t>2026-10-09</w:t>
+      <w:t>2026-10-10</w:t>
       <w:br/>
       <w:br/>
     </w:r>

--- a/klagomål/A 34948-2022 FSC-klagomål.docx
+++ b/klagomål/A 34948-2022 FSC-klagomål.docx
@@ -902,7 +902,7 @@
     <w:r>
       <w:tab/>
       <w:tab/>
-      <w:t>2026-10-10</w:t>
+      <w:t>2026-10-11</w:t>
       <w:br/>
       <w:br/>
     </w:r>

--- a/klagomål/A 34948-2022 FSC-klagomål.docx
+++ b/klagomål/A 34948-2022 FSC-klagomål.docx
@@ -902,7 +902,7 @@
     <w:r>
       <w:tab/>
       <w:tab/>
-      <w:t>2026-10-11</w:t>
+      <w:t>2026-10-12</w:t>
       <w:br/>
       <w:br/>
     </w:r>

--- a/klagomål/A 34948-2022 FSC-klagomål.docx
+++ b/klagomål/A 34948-2022 FSC-klagomål.docx
@@ -902,7 +902,7 @@
     <w:r>
       <w:tab/>
       <w:tab/>
-      <w:t>2026-10-12</w:t>
+      <w:t>2026-10-13</w:t>
       <w:br/>
       <w:br/>
     </w:r>

--- a/klagomål/A 34948-2022 FSC-klagomål.docx
+++ b/klagomål/A 34948-2022 FSC-klagomål.docx
@@ -902,7 +902,7 @@
     <w:r>
       <w:tab/>
       <w:tab/>
-      <w:t>2026-10-13</w:t>
+      <w:t>2026-10-14</w:t>
       <w:br/>
       <w:br/>
     </w:r>

--- a/klagomål/A 34948-2022 FSC-klagomål.docx
+++ b/klagomål/A 34948-2022 FSC-klagomål.docx
@@ -902,7 +902,7 @@
     <w:r>
       <w:tab/>
       <w:tab/>
-      <w:t>2026-10-14</w:t>
+      <w:t>2026-10-15</w:t>
       <w:br/>
       <w:br/>
     </w:r>

--- a/klagomål/A 34948-2022 FSC-klagomål.docx
+++ b/klagomål/A 34948-2022 FSC-klagomål.docx
@@ -902,7 +902,7 @@
     <w:r>
       <w:tab/>
       <w:tab/>
-      <w:t>2026-10-15</w:t>
+      <w:t>2026-10-16</w:t>
       <w:br/>
       <w:br/>
     </w:r>

--- a/klagomål/A 34948-2022 FSC-klagomål.docx
+++ b/klagomål/A 34948-2022 FSC-klagomål.docx
@@ -902,7 +902,7 @@
     <w:r>
       <w:tab/>
       <w:tab/>
-      <w:t>2026-10-16</w:t>
+      <w:t>2026-10-17</w:t>
       <w:br/>
       <w:br/>
     </w:r>

--- a/klagomål/A 34948-2022 FSC-klagomål.docx
+++ b/klagomål/A 34948-2022 FSC-klagomål.docx
@@ -902,7 +902,7 @@
     <w:r>
       <w:tab/>
       <w:tab/>
-      <w:t>2026-10-17</w:t>
+      <w:t>2026-10-18</w:t>
       <w:br/>
       <w:br/>
     </w:r>

--- a/klagomål/A 34948-2022 FSC-klagomål.docx
+++ b/klagomål/A 34948-2022 FSC-klagomål.docx
@@ -902,7 +902,7 @@
     <w:r>
       <w:tab/>
       <w:tab/>
-      <w:t>2026-10-18</w:t>
+      <w:t>2026-10-19</w:t>
       <w:br/>
       <w:br/>
     </w:r>

--- a/klagomål/A 34948-2022 FSC-klagomål.docx
+++ b/klagomål/A 34948-2022 FSC-klagomål.docx
@@ -902,7 +902,7 @@
     <w:r>
       <w:tab/>
       <w:tab/>
-      <w:t>2026-10-19</w:t>
+      <w:t>2026-10-20</w:t>
       <w:br/>
       <w:br/>
     </w:r>

--- a/klagomål/A 34948-2022 FSC-klagomål.docx
+++ b/klagomål/A 34948-2022 FSC-klagomål.docx
@@ -902,7 +902,7 @@
     <w:r>
       <w:tab/>
       <w:tab/>
-      <w:t>2026-10-20</w:t>
+      <w:t>2026-10-21</w:t>
       <w:br/>
       <w:br/>
     </w:r>

--- a/klagomål/A 34948-2022 FSC-klagomål.docx
+++ b/klagomål/A 34948-2022 FSC-klagomål.docx
@@ -902,7 +902,7 @@
     <w:r>
       <w:tab/>
       <w:tab/>
-      <w:t>2026-10-21</w:t>
+      <w:t>2026-10-22</w:t>
       <w:br/>
       <w:br/>
     </w:r>

--- a/klagomål/A 34948-2022 FSC-klagomål.docx
+++ b/klagomål/A 34948-2022 FSC-klagomål.docx
@@ -902,7 +902,7 @@
     <w:r>
       <w:tab/>
       <w:tab/>
-      <w:t>2026-10-22</w:t>
+      <w:t>2026-10-23</w:t>
       <w:br/>
       <w:br/>
     </w:r>

--- a/klagomål/A 34948-2022 FSC-klagomål.docx
+++ b/klagomål/A 34948-2022 FSC-klagomål.docx
@@ -902,7 +902,7 @@
     <w:r>
       <w:tab/>
       <w:tab/>
-      <w:t>2026-10-23</w:t>
+      <w:t>2026-10-24</w:t>
       <w:br/>
       <w:br/>
     </w:r>

--- a/klagomål/A 34948-2022 FSC-klagomål.docx
+++ b/klagomål/A 34948-2022 FSC-klagomål.docx
@@ -902,7 +902,7 @@
     <w:r>
       <w:tab/>
       <w:tab/>
-      <w:t>2026-10-24</w:t>
+      <w:t>2026-10-25</w:t>
       <w:br/>
       <w:br/>
     </w:r>

--- a/klagomål/A 34948-2022 FSC-klagomål.docx
+++ b/klagomål/A 34948-2022 FSC-klagomål.docx
@@ -902,7 +902,7 @@
     <w:r>
       <w:tab/>
       <w:tab/>
-      <w:t>2026-10-25</w:t>
+      <w:t>2026-10-26</w:t>
       <w:br/>
       <w:br/>
     </w:r>

--- a/klagomål/A 34948-2022 FSC-klagomål.docx
+++ b/klagomål/A 34948-2022 FSC-klagomål.docx
@@ -902,7 +902,7 @@
     <w:r>
       <w:tab/>
       <w:tab/>
-      <w:t>2026-10-26</w:t>
+      <w:t>2026-10-27</w:t>
       <w:br/>
       <w:br/>
     </w:r>

--- a/klagomål/A 34948-2022 FSC-klagomål.docx
+++ b/klagomål/A 34948-2022 FSC-klagomål.docx
@@ -902,7 +902,7 @@
     <w:r>
       <w:tab/>
       <w:tab/>
-      <w:t>2026-10-27</w:t>
+      <w:t>2026-10-28</w:t>
       <w:br/>
       <w:br/>
     </w:r>

--- a/klagomål/A 34948-2022 FSC-klagomål.docx
+++ b/klagomål/A 34948-2022 FSC-klagomål.docx
@@ -902,7 +902,7 @@
     <w:r>
       <w:tab/>
       <w:tab/>
-      <w:t>2026-10-28</w:t>
+      <w:t>2026-10-29</w:t>
       <w:br/>
       <w:br/>
     </w:r>

--- a/klagomål/A 34948-2022 FSC-klagomål.docx
+++ b/klagomål/A 34948-2022 FSC-klagomål.docx
@@ -902,7 +902,7 @@
     <w:r>
       <w:tab/>
       <w:tab/>
-      <w:t>2026-10-29</w:t>
+      <w:t>2026-10-31</w:t>
       <w:br/>
       <w:br/>
     </w:r>

--- a/klagomål/A 34948-2022 FSC-klagomål.docx
+++ b/klagomål/A 34948-2022 FSC-klagomål.docx
@@ -902,7 +902,7 @@
     <w:r>
       <w:tab/>
       <w:tab/>
-      <w:t>2026-10-31</w:t>
+      <w:t>2026-11-01</w:t>
       <w:br/>
       <w:br/>
     </w:r>

--- a/klagomål/A 34948-2022 FSC-klagomål.docx
+++ b/klagomål/A 34948-2022 FSC-klagomål.docx
@@ -902,7 +902,7 @@
     <w:r>
       <w:tab/>
       <w:tab/>
-      <w:t>2026-11-01</w:t>
+      <w:t>2026-11-02</w:t>
       <w:br/>
       <w:br/>
     </w:r>
